--- a/module-1/Donohue-M1-Assignment-1_3.docx
+++ b/module-1/Donohue-M1-Assignment-1_3.docx
@@ -293,6 +293,15 @@
         </w:rPr>
         <w:t xml:space="preserve">essor </w:t>
       </w:r>
+      <w:r>
+        <w:rPr>
+          <w:rFonts w:ascii="Times New Roman" w:hAnsi="Times New Roman" w:cs="Times New Roman"/>
+          <w:color w:val="000000" w:themeColor="text1"/>
+          <w:sz w:val="24"/>
+          <w:szCs w:val="24"/>
+        </w:rPr>
+        <w:t>John Woods</w:t>
+      </w:r>
     </w:p>
     <w:p>
       <w:pPr>
@@ -425,6 +434,9 @@
     </w:p>
     <w:p>
       <w:r>
+        <w:rPr>
+          <w:noProof/>
+        </w:rPr>
         <w:drawing>
           <wp:inline distT="0" distB="0" distL="0" distR="0" wp14:anchorId="3FA7A9B7" wp14:editId="32AFA28B">
             <wp:extent cx="6096000" cy="2630805"/>
@@ -494,7 +506,6 @@
         </w:rPr>
         <w:t xml:space="preserve">Lucid Software. (2025). </w:t>
       </w:r>
-      <w:proofErr w:type="spellStart"/>
       <w:r>
         <w:rPr>
           <w:rFonts w:ascii="Times New Roman" w:hAnsi="Times New Roman" w:cs="Times New Roman"/>
@@ -505,7 +516,6 @@
         </w:rPr>
         <w:t>Lucidchart</w:t>
       </w:r>
-      <w:proofErr w:type="spellEnd"/>
       <w:r>
         <w:rPr>
           <w:rFonts w:ascii="Times New Roman" w:hAnsi="Times New Roman" w:cs="Times New Roman"/>
@@ -2649,6 +2659,7 @@
   <w:style w:type="character" w:default="1" w:styleId="DefaultParagraphFont">
     <w:name w:val="Default Paragraph Font"/>
     <w:uiPriority w:val="1"/>
+    <w:semiHidden/>
     <w:unhideWhenUsed/>
   </w:style>
   <w:style w:type="table" w:default="1" w:styleId="TableNormal">
